--- a/rapports/16_02_2026/ALPHA_BALDE/coh_EQ24_sup_061201020035.docx
+++ b/rapports/16_02_2026/ALPHA_BALDE/coh_EQ24_sup_061201020035.docx
@@ -25,7 +25,7 @@
         <w:br/>
         <w:t>Grappe: 061201020035</w:t>
         <w:br/>
-        <w:t>Date: 16/02/2026 a 12:40</w:t>
+        <w:t>Date: 16/02/2026 a 12:58</w:t>
       </w:r>
     </w:p>
     <w:p/>

--- a/rapports/16_02_2026/ALPHA_BALDE/coh_EQ24_sup_061201020035.docx
+++ b/rapports/16_02_2026/ALPHA_BALDE/coh_EQ24_sup_061201020035.docx
@@ -25,7 +25,7 @@
         <w:br/>
         <w:t>Grappe: 061201020035</w:t>
         <w:br/>
-        <w:t>Date: 16/02/2026 a 12:58</w:t>
+        <w:t>Date: 16/02/2026 a 13:05</w:t>
       </w:r>
     </w:p>
     <w:p/>
@@ -871,8 +871,6 @@
         <w:rPr>
           <w:sz w:val="20"/>
         </w:rPr>
-        <w:t xml:space="preserve">- Attention ! Vous avez déclaré en s01q00 que le répondant est la personne elle-même, or MARIAMA SALL est trop jeune (1 ans) pour fournir des informations correctes. Prière de refaire la section 1 pour MARIAMA SALL en demandant à un adulte de répondre aux questions à sa place. </w:t>
-        <w:br/>
         <w:t xml:space="preserve">- Les informations sur l'acte de naissance (ni Jours, ni mois et ni années) de  MAISSA DIOUF  manquent, s'il vous plait pouvez-vous fournir d'effort pour avoir ces informations. </w:t>
         <w:br/>
         <w:t xml:space="preserve">- Les informations sur l'acte de naissance (ni Jours, ni mois et ni années) de  MOUSSA NDONG  manquent, s'il vous plait pouvez-vous fournir d'effort pour avoir ces informations. </w:t>
@@ -898,10 +896,6 @@
         <w:rPr>
           <w:sz w:val="20"/>
         </w:rPr>
-        <w:t xml:space="preserve">- Peu probable! MAISSA DIOUF  n'arrive pas  à comprendre un petit texte lu dans une langue locale (s02q03). Veuillez corriger ou donner des explications au QG. </w:t>
-        <w:br/>
-        <w:t xml:space="preserve">- Peu probable! MBENDA NDONG  n'arrive pas  à comprendre un petit texte lu dans une langue locale (s02q03). Veuillez corriger ou donner des explications au QG. </w:t>
-        <w:br/>
         <w:t xml:space="preserve">- Peu probable! MOUSSA NDONG  n'arrive pas  à comprendre un petit texte lu dans une langue locale (s02q03). Veuillez corriger ou donner des explications au QG. </w:t>
         <w:br/>
         <w:t>- Peu probable! SIGA NDONG  n'arrive pas  à comprendre un petit texte lu dans une langue locale (s02q03). Veuillez corriger ou donner des explications au QG. Peu probable! SIGA NDONG  ne sait ni lire, ni écrire, ni comprendre dans aucune des langues  (s02q01,s02q02,s02q03). Veuillez corriger ou donner des explications au QG.</w:t>
@@ -967,28 +961,7 @@
         <w:rPr>
           <w:sz w:val="20"/>
         </w:rPr>
-        <w:t>- Attention ! Le prix unitaire d'achat (100 Fcfa) de Citron en Pièce (Petit) est relativement élevé par rapport aux autres prix observés dans cette zone. Prière de corriger ou de confirmer avec le QG. Attention ! Le prix unitaire d'achat (200 Fcfa) de Poisson de mer séché (yayeboye) en Pièce (Petit) est relativement élevé par rapport aux autres prix observés dans cette zone. Prière de corriger ou de confirmer avec le QG. Attention ! Le prix unitaire d'achat (25 Fcfa) de Carotte en Pièce (Petit) est relativement faible par rapport aux autres prix observés dans cette zone. Prière de corriger ou de confirmer avec le QG. Attention ! Le prix unitaire d'achat (25 Fcfa) de Vinaigre de vin en Verre ( à thé) (taille unique) est relativement faible par rapport aux autres prix observés dans cette zone. Prière de corriger ou de confirmer avec le QG. Attention ! Le prix unitaire d'achat (400 Fcfa) de Lait en poudre en Sachets (Petit) est relativement élevé par rapport aux autres prix observés dans cette zone. Prière de corriger ou de confirmer avec le QG. Attention ! Le prix unitaire d'achat (500 Fcfa) de Piment séché en Sachets (Petit) est relativement élevé par rapport aux autres prix observés dans cette zone. Prière de corriger ou de confirmer avec le QG. Avertissement!!!Le ménage a consommé 100 Sachets de Petit de Sel  ce qui semble incoherent pour une consommation aucours des 7 derniers jours, prière de verifier et corriger. Avertissement!!! Le ménage a consommé 100 Sachets Petit de Sel, cette quantité semble anormale pour une consommation des 7 derniers jours.Prière de corriger ou de confirmer avec le QG. Avertissement!!!Le ménage a consommé 50 Kg de taille unique de Riz importé parfumé  ce qui semble incoherent pour une consommation aucours des 7 derniers jours, prière de verifier et corriger. Incohérence!! Dans ce ménage, chaque individus consomme par jour 1.357143 Kg  de cereale; Prière de revoir les quantités prises de ces produits. Incohérence!! Dans ce ménage, chaque individus consomme par jour 1.357143 Kg  de cereale; Prière de revoir les quantités prises de ces produits. Le prix d'achat unitaire (1 Fcfa) de Cube alimentaire (Maggi, Jumbo, ) en Sachets industriel de taille Petit  est invraisemblable, prière de regarder les reponses prises dans les questions s07bq07a s07bq07b s07bq07c s07bq08 pour mieux corriger.</w:t>
-      </w:r>
-    </w:p>
-    <w:p>
-      <w:r>
-        <w:rPr>
-          <w:b/>
-          <w:color w:val="4672C4"/>
-          <w:sz w:val="22"/>
-        </w:rPr>
-        <w:t>&gt;&gt; Section9a - Depenses de fetes et ceremonies</w:t>
-      </w:r>
-    </w:p>
-    <w:p>
-      <w:pPr>
-        <w:ind w:left="283"/>
-      </w:pPr>
-      <w:r>
-        <w:rPr>
-          <w:sz w:val="20"/>
-        </w:rPr>
-        <w:t>- La somme des dépenses pour Autres fêtes réligieuses musulmanes  pour ce ménage semble  faible, merci de regarder les montants pris dans les questions s09Aq03 s09Aq04 s09Aq05 s09Aq06 s09Aq07 et corriger.</w:t>
+        <w:t>- Attention ! Le prix unitaire d'achat (100 Fcfa) de Capitaine frais en Tas (Petit) est relativement faible par rapport aux autres prix observés dans cette zone. Prière de corriger ou de confirmer avec le QG. Attention ! Le prix unitaire d'achat (100 Fcfa) de Citron en Pièce (Petit) est relativement élevé par rapport aux autres prix observés dans cette zone. Prière de corriger ou de confirmer avec le QG. Attention ! Le prix unitaire d'achat (1000 Fcfa) de Poivre en Sachets (Moyen) est relativement élevé par rapport aux autres prix observés dans cette zone. Prière de corriger ou de confirmer avec le QG. Attention ! Le prix unitaire d'achat (1333.333 Fcfa) de Café moulu en Kg (taille unique) est relativement faible par rapport aux autres prix observés dans cette zone. Prière de corriger ou de confirmer avec le QG. Attention ! Le prix unitaire d'achat (200 Fcfa) de Niébé/Haricots secs en Sachets (Petit) est relativement élevé par rapport aux autres prix observés dans cette zone. Prière de corriger ou de confirmer avec le QG. Attention ! Le prix unitaire d'achat (200 Fcfa) de Poisson de mer séché (yayeboye) en Pièce (Petit) est relativement élevé par rapport aux autres prix observés dans cette zone. Prière de corriger ou de confirmer avec le QG. Attention ! Le prix unitaire d'achat (25 Fcfa) de Vinaigre de vin en Verre ( à thé) (taille unique) est relativement faible par rapport aux autres prix observés dans cette zone. Prière de corriger ou de confirmer avec le QG. Attention ! Le prix unitaire d'achat (400 Fcfa) de Lait en poudre en Sachets (Petit) est relativement élevé par rapport aux autres prix observés dans cette zone. Prière de corriger ou de confirmer avec le QG. Attention ! Le prix unitaire d'achat (500 Fcfa) de Piment séché en Sachets (Petit) est relativement élevé par rapport aux autres prix observés dans cette zone. Prière de corriger ou de confirmer avec le QG. Attention ! Le prix unitaire d'achat (500 Fcfa) de Sel en Sachets (Petit) est relativement élevé par rapport aux autres prix observés dans cette zone. Prière de corriger ou de confirmer avec le QG. Attention ! Soupçons de quantité anormale! Le ménage de SIGA NDONG avec une taille de 6 personnes a consommé 14 Kg en taille unique de Riz importé parfumé qui est relativement élevé comme consommation par rapport à la condition de vie des autres ménages de même taille dans cette zone. Prière de corriger ou de confirmer avec le QG.</w:t>
       </w:r>
     </w:p>
     <w:p>
@@ -1019,27 +992,6 @@
           <w:color w:val="4672C4"/>
           <w:sz w:val="22"/>
         </w:rPr>
-        <w:t>&gt;&gt; Section12 - Actifs du menage</w:t>
-      </w:r>
-    </w:p>
-    <w:p>
-      <w:pPr>
-        <w:ind w:left="283"/>
-      </w:pPr>
-      <w:r>
-        <w:rPr>
-          <w:sz w:val="20"/>
-        </w:rPr>
-        <w:t>- Le nombre d'article ( Tapis)  dans ce ménages est élevé (8000), prière de corriger ou confirmer avec le QG.</w:t>
-      </w:r>
-    </w:p>
-    <w:p>
-      <w:r>
-        <w:rPr>
-          <w:b/>
-          <w:color w:val="4672C4"/>
-          <w:sz w:val="22"/>
-        </w:rPr>
         <w:t>&gt;&gt; Section16a - Champs et parcelles</w:t>
       </w:r>
     </w:p>
@@ -1051,28 +1003,7 @@
         <w:rPr>
           <w:sz w:val="20"/>
         </w:rPr>
-        <w:t>- Avertissement!! La parcelle a comme nom (1 parcelle de mil) qui ne semble pas être un bon nom ou contient des lettres, prière de mettre le vrai nom de la parcelle. La superficie de la parcelle 1 parcelle de mil selon les mesures GPS est de 17735.62 hectare qui semble élevé ou faible, prière de corriger. Le document légal (titre, acte, certificat etc. ) qui affirme votre possession de la parcelle 1 parcelle de mil est  et semble exister dans les modalités, prière de prendre attache avec le QG pour plus d'explication afin de la classer bien.</w:t>
-      </w:r>
-    </w:p>
-    <w:p>
-      <w:r>
-        <w:rPr>
-          <w:b/>
-          <w:color w:val="4672C4"/>
-          <w:sz w:val="22"/>
-        </w:rPr>
-        <w:t>&gt;&gt; Section19 - Equipements agricoles</w:t>
-      </w:r>
-    </w:p>
-    <w:p>
-      <w:pPr>
-        <w:ind w:left="283"/>
-      </w:pPr>
-      <w:r>
-        <w:rPr>
-          <w:sz w:val="20"/>
-        </w:rPr>
-        <w:t>- Attention ! Machette a été revendu à 2500 Fcfa qui est relativement élevé par rapport aux autres prix de revente observés dans cette zone. Prière de corriger ou de confirmer avec le QG.</w:t>
+        <w:t>- La superficie de la parcelle champs de mil selon les mesures GPS est de 17735.62 hectare qui semble élevé ou faible, prière de corriger. Le document légal (titre, acte, certificat etc. ) qui affirme votre possession de la parcelle champs de mil est  et semble exister dans les modalités, prière de prendre attache avec le QG pour plus d'explication afin de la classer bien.</w:t>
       </w:r>
     </w:p>
     <w:p>
@@ -1431,42 +1362,13 @@
         <w:rPr>
           <w:sz w:val="20"/>
         </w:rPr>
-        <w:t xml:space="preserve">- Peu probable! AMY SECK  n'arrive pas  à comprendre un petit texte lu dans une langue locale (s02q03). Veuillez corriger ou donner des explications au QG. </w:t>
-        <w:br/>
-        <w:t xml:space="preserve">- Peu probable! BABACAR SENE  n'arrive pas  à comprendre un petit texte lu dans une langue locale (s02q03). Veuillez corriger ou donner des explications au QG. </w:t>
-        <w:br/>
         <w:t xml:space="preserve">- Peu probable! KHADY BITEYE  n'arrive pas  à comprendre un petit texte lu dans une langue locale (s02q03). Veuillez corriger ou donner des explications au QG. </w:t>
         <w:br/>
         <w:t xml:space="preserve">- Peu probable! MARIE DIONE  n'arrive pas  à comprendre un petit texte lu dans une langue locale (s02q03). Veuillez corriger ou donner des explications au QG. Peu probable! MARIE DIONE  ne sait ni lire, ni écrire, ni comprendre dans aucune des langues  (s02q01,s02q02,s02q03). Veuillez corriger ou donner des explications au QG. </w:t>
         <w:br/>
-        <w:t xml:space="preserve">- Peu probable! MOHAMED NASIR SENE  n'arrive pas  à comprendre un petit texte lu dans une langue locale (s02q03). Veuillez corriger ou donner des explications au QG. Attention ! Le frais de scolarité (2000 Fcfa) de MOHAMED NASIR SENE en 3ème année de Secondaire 1 (Moyen) Général est relativement faible par rapport aux autres frais de scolarités observés dans cette zone. Prière de corriger ou de confirmer avec le QG. </w:t>
+        <w:t xml:space="preserve">- Peu probable! MOHAMED NASIR SENE  n'arrive pas  à comprendre un petit texte lu dans une langue locale (s02q03). Veuillez corriger ou donner des explications au QG. </w:t>
         <w:br/>
-        <w:t xml:space="preserve">- Peu probable! SEYNABOU SENE  n'arrive pas  à comprendre un petit texte lu dans une langue locale (s02q03). Veuillez corriger ou donner des explications au QG. </w:t>
-        <w:br/>
-        <w:t xml:space="preserve">- Peu probable! YATA BAYE SENE  n'arrive pas  à comprendre un petit texte lu dans une langue locale (s02q03). Veuillez corriger ou donner des explications au QG. </w:t>
-        <w:br/>
-        <w:t>- Peu probable! ZEYDA MARIAMA SENE  n'arrive pas  à comprendre un petit texte lu dans une langue locale (s02q03). Veuillez corriger ou donner des explications au QG.</w:t>
-      </w:r>
-    </w:p>
-    <w:p>
-      <w:r>
-        <w:rPr>
-          <w:b/>
-          <w:color w:val="4672C4"/>
-          <w:sz w:val="22"/>
-        </w:rPr>
-        <w:t>&gt;&gt; Section3 - Sante</w:t>
-      </w:r>
-    </w:p>
-    <w:p>
-      <w:pPr>
-        <w:ind w:left="283"/>
-      </w:pPr>
-      <w:r>
-        <w:rPr>
-          <w:sz w:val="20"/>
-        </w:rPr>
-        <w:t>- Le montant(110000 FCFA) des frais des médicaments achetés dans les officines publiques de MARIE DIONE semble trop faible ou élevé, veuillez revoir ce montant.</w:t>
+        <w:t>- Peu probable! YATA BAYE SENE  n'arrive pas  à comprendre un petit texte lu dans une langue locale (s02q03). Veuillez corriger ou donner des explications au QG.</w:t>
       </w:r>
     </w:p>
     <w:p>
@@ -1592,8 +1494,6 @@
         <w:rPr>
           <w:sz w:val="20"/>
         </w:rPr>
-        <w:t xml:space="preserve">- Attention ! Tapis a été achété à 95000 Fcfa est relativement élevé par rapport aux autres prix d'achat observés dans cette zone. Prière de corriger ou de confirmer avec le QG. </w:t>
-        <w:br/>
         <w:t>- Attention ! Ventilateur sur pied a été revendu à 15000 Fcfa qui est relativement élevé par rapport aux autres prix de revente observés dans cette zone. Prière de corriger ou de confirmer avec le QG.</w:t>
       </w:r>
     </w:p>
@@ -2049,11 +1949,11 @@
         <w:br/>
         <w:t xml:space="preserve">- Peu probable! CATHERINE SARR  n'arrive pas  à comprendre un petit texte lu dans une langue locale (s02q03). Veuillez corriger ou donner des explications au QG. </w:t>
         <w:br/>
-        <w:t xml:space="preserve">- Peu probable! HAMSATOU DIALLO  n'arrive pas  à comprendre un petit texte lu dans une langue locale (s02q03). Veuillez corriger ou donner des explications au QG. Peu probable! HAMSATOU DIALLO  ne sait ni lire, ni écrire, ni comprendre dans aucune des langues  (s02q01,s02q02,s02q03). Veuillez corriger ou donner des explications au QG. Incohérence!! HAMSATOU DIALLO fréquente l'école  mais ne paie ni la scolarité ni la cotisation, prière de corriger ou fournir une explication à cela. Le montant des autres depenses pour l'année scolaire de HAMSATOU DIALLO est faible ou élevé. veuillez, s'il vous plait, confirmer ces informations avec le QG ou apporter les corrections nécessaires. </w:t>
+        <w:t xml:space="preserve">- Peu probable! HAMSATOU DIALLO  n'arrive pas  à comprendre un petit texte lu dans une langue locale (s02q03). Veuillez corriger ou donner des explications au QG. Peu probable! HAMSATOU DIALLO  ne sait ni lire, ni écrire, ni comprendre dans aucune des langues  (s02q01,s02q02,s02q03). Veuillez corriger ou donner des explications au QG. Incohérence!! HAMSATOU DIALLO fréquente l'école  mais ne paie ni la scolarité ni la cotisation, prière de corriger ou fournir une explication à cela. </w:t>
         <w:br/>
         <w:t xml:space="preserve">- Peu probable! MATY  SARR  n'arrive pas  à comprendre un petit texte lu dans une langue locale (s02q03). Veuillez corriger ou donner des explications au QG. </w:t>
         <w:br/>
-        <w:t xml:space="preserve">- Peu probable! MOUSSA SARR  n'arrive pas  à comprendre un petit texte lu dans une langue locale (s02q03). Veuillez corriger ou donner des explications au QG. Le montant des autres depenses pour l'année scolaire de MOUSSA SARR est faible ou élevé. veuillez, s'il vous plait, confirmer ces informations avec le QG ou apporter les corrections nécessaires. </w:t>
+        <w:t xml:space="preserve">- Peu probable! MOUSSA SARR  n'arrive pas  à comprendre un petit texte lu dans une langue locale (s02q03). Veuillez corriger ou donner des explications au QG. Attention ! Le frais de scolarité (5000 Fcfa) de MOUSSA SARR en 3ème année de Primaire est relativement élevé par rapport aux autres frais de scolarités observés dans cette zone. Prière de corriger ou de confirmer avec le QG. </w:t>
         <w:br/>
         <w:t xml:space="preserve">- Peu probable! NDOUMBE SARR  n'arrive pas  à comprendre un petit texte lu dans une langue locale (s02q03). Veuillez corriger ou donner des explications au QG. </w:t>
         <w:br/>
@@ -2153,7 +2053,7 @@
         <w:rPr>
           <w:sz w:val="20"/>
         </w:rPr>
-        <w:t>- Attention ! Le prix unitaire d'achat (1081.081 Fcfa) de Huile de soja  en Litre (taille unique) est relativement élevé par rapport aux autres prix observés dans cette zone. Prière de corriger ou de confirmer avec le QG. Attention ! Le prix unitaire d'achat (12.5 Fcfa) de Piment frais en Pièce (Moyen) est relativement faible par rapport aux autres prix observés dans cette zone. Prière de corriger ou de confirmer avec le QG. Attention ! Le prix unitaire d'achat (125 Fcfa) de Pain moderne (Baguette) en miche (Moyen) est relativement faible par rapport aux autres prix observés dans cette zone. Prière de corriger ou de confirmer avec le QG. Attention ! Le prix unitaire d'achat (320 Fcfa) de Riz local Gambiaka en Kg (taille unique) est relativement faible par rapport aux autres prix observés dans cette zone. Prière de corriger ou de confirmer avec le QG. Avertissement!! le prix unitaire (100 Fcfa) de Thé en sachet (unité: Sachets) de taille Petit est très faible ou élevé. Prière de corriger ou de confirmer avec le QG. Avertissement!!! Le ménage a consommé 1 Seau de 5l taille unique de Sel, cette quantité semble anormale pour une consommation des 7 derniers jours, prière de verifier et corriger. Difficile de consommer le Sel en Seau de 5l taille unique prière de verifier.</w:t>
+        <w:t>- Attention ! Le prix unitaire d'achat (1081.081 Fcfa) de Huile de soja  en Litre (taille unique) est relativement élevé par rapport aux autres prix observés dans cette zone. Prière de corriger ou de confirmer avec le QG. Attention ! Le prix unitaire d'achat (125 Fcfa) de Pain moderne (Baguette) en miche (Moyen) est relativement faible par rapport aux autres prix observés dans cette zone. Prière de corriger ou de confirmer avec le QG. Avertissement!! le prix unitaire (100 Fcfa) de Thé en sachet (unité: Sachets) de taille Petit est très faible ou élevé. Prière de corriger ou de confirmer avec le QG. Avertissement!!! Le ménage a consommé 1 Seau de 5l taille unique de Sel, cette quantité semble anormale pour une consommation des 7 derniers jours, prière de verifier et corriger. Difficile de consommer le Sel en Seau de 5l taille unique prière de verifier.</w:t>
       </w:r>
     </w:p>
     <w:p>
@@ -2281,7 +2181,7 @@
         <w:rPr>
           <w:sz w:val="20"/>
         </w:rPr>
-        <w:t>- Avertissement! Le prix unitaire (17500 Fcfa) d'un Asins (Anes,  mules, mulets), Equins (Chevaux) est trop petit ou élevé. Veuillez confirmer ces informations avec le QG ou apporter les corrections nécessaires.</w:t>
+        <w:t>- Avertissement! Le prix unitaire (17500 Fcfa) d'un Asins (Anes,  mules, mulets), Equins (Chevaux) est trop petit ou élevé. Veuillez confirmer ces informations avec le QG ou apporter les corrections nécessaires. Attention ! Le ménage a acheté 2 Asins (Anes,  mules, mulets) à 35000 donc un prix unitaire d'achat (17500 Fcfa) qui  est relativement faible par rapport aux autres prix observés dans cette zone. Prière de corriger ou de confirmer avec le QG.</w:t>
       </w:r>
     </w:p>
     <w:p>
@@ -2775,7 +2675,7 @@
         <w:rPr>
           <w:sz w:val="20"/>
         </w:rPr>
-        <w:t>- Attention ! Le prix unitaire d'achat (1041.667 Fcfa) de Huile de soja  en Litre (taille unique) est relativement élevé par rapport aux autres prix observés dans cette zone. Prière de corriger ou de confirmer avec le QG. Avertissement!! Les quantités du Thé en feuille consommées en Pièce semble incoherent car les ménages consomment géneralement en sachet ou en paquet, prière de corriger ou confirmer avec le QG. Avertissement!!! Le ménage a consommé 8 Tas Petit de Mâchoiron séchée (Kon), cette quantité semble anormale pour une consommation des 7 derniers jours.Prière de corriger ou de confirmer avec le QG. Le prix d'achat unitaire (350 Fcfa) de Riz local Gambiaka en Sac (50 Kg) de taille taille unique est très faible, prière de regarder les reponses prises dans les questions s07bq07a s07bq07b s07bq07c s07bq08 pour mieux corriger.</w:t>
+        <w:t>- Attention ! Le prix unitaire d'achat (1041.667 Fcfa) de Huile de soja  en Litre (taille unique) est relativement élevé par rapport aux autres prix observés dans cette zone. Prière de corriger ou de confirmer avec le QG. Attention ! Le prix unitaire d'achat (200 Fcfa) de Concentré de tomate en Sachets (Moyen) est relativement élevé par rapport aux autres prix observés dans cette zone. Prière de corriger ou de confirmer avec le QG. Avertissement!! Les quantités du Thé en feuille consommées en Pièce semble incoherent car les ménages consomment géneralement en sachet ou en paquet, prière de corriger ou confirmer avec le QG. Avertissement!!! Le ménage a consommé 8 Tas Petit de Mâchoiron séchée (Kon), cette quantité semble anormale pour une consommation des 7 derniers jours.Prière de corriger ou de confirmer avec le QG. Le prix d'achat unitaire (350 Fcfa) de Riz local Gambiaka en Sac (50 Kg) de taille taille unique est très faible, prière de regarder les reponses prises dans les questions s07bq07a s07bq07b s07bq07c s07bq08 pour mieux corriger. Attention ! Le prix unitaire d'achat (350 Fcfa) de Riz local Gambiaka en Sac (50 Kg) (taille unique) est relativement faible par rapport aux autres prix observés dans cette zone. Prière de corriger ou de confirmer avec le QG.</w:t>
       </w:r>
     </w:p>
     <w:p>
@@ -2799,27 +2699,6 @@
         <w:t xml:space="preserve">- La dépense en alimentation pour Autre événement  ne peut être 0. Veuillez s'il vous plaît revoir ce montant. </w:t>
         <w:br/>
         <w:t>- La dépense en alimentation pour Gamou  ne peut être 0. Veuillez s'il vous plaît revoir ce montant.</w:t>
-      </w:r>
-    </w:p>
-    <w:p>
-      <w:r>
-        <w:rPr>
-          <w:b/>
-          <w:color w:val="4672C4"/>
-          <w:sz w:val="22"/>
-        </w:rPr>
-        <w:t>&gt;&gt; Section9b - Depenses non-alimentaires - 7 jours</w:t>
-      </w:r>
-    </w:p>
-    <w:p>
-      <w:pPr>
-        <w:ind w:left="283"/>
-      </w:pPr>
-      <w:r>
-        <w:rPr>
-          <w:sz w:val="20"/>
-        </w:rPr>
-        <w:t>- Il est difficile d'avoir un ménage qui n'a effectué aucune des dépenses mentionnées au cours de 7 derniers jours, prière de revoir la section 9B pour ce ménage.</w:t>
       </w:r>
     </w:p>
     <w:p>
@@ -3377,25 +3256,25 @@
         <w:rPr>
           <w:sz w:val="20"/>
         </w:rPr>
-        <w:t xml:space="preserve">- Peu probable! ABLAYE FAYE  n'arrive pas  à comprendre un petit texte lu dans une langue locale (s02q03). Veuillez corriger ou donner des explications au QG. Le montant des autres depenses pour l'année scolaire de ABLAYE FAYE est faible ou élevé. veuillez, s'il vous plait, confirmer ces informations avec le QG ou apporter les corrections nécessaires. </w:t>
+        <w:t xml:space="preserve">- Peu probable! ABLAYE FAYE  n'arrive pas  à comprendre un petit texte lu dans une langue locale (s02q03). Veuillez corriger ou donner des explications au QG. </w:t>
         <w:br/>
-        <w:t xml:space="preserve">- Peu probable! CHÉRIF FAYE  n'arrive pas  à comprendre un petit texte lu dans une langue locale (s02q03). Veuillez corriger ou donner des explications au QG. Le montant des autres depenses pour l'année scolaire de CHÉRIF FAYE est faible ou élevé. veuillez, s'il vous plait, confirmer ces informations avec le QG ou apporter les corrections nécessaires. </w:t>
+        <w:t xml:space="preserve">- Peu probable! CHÉRIF FAYE  n'arrive pas  à comprendre un petit texte lu dans une langue locale (s02q03). Veuillez corriger ou donner des explications au QG. </w:t>
         <w:br/>
-        <w:t xml:space="preserve">- Peu probable! FATOU FAYE  n'arrive pas  à comprendre un petit texte lu dans une langue locale (s02q03). Veuillez corriger ou donner des explications au QG. Le montant des autres depenses pour l'année scolaire de FATOU FAYE est faible ou élevé. veuillez, s'il vous plait, confirmer ces informations avec le QG ou apporter les corrections nécessaires. </w:t>
+        <w:t xml:space="preserve">- Peu probable! FATOU FAYE  n'arrive pas  à comprendre un petit texte lu dans une langue locale (s02q03). Veuillez corriger ou donner des explications au QG. </w:t>
         <w:br/>
         <w:t xml:space="preserve">- Peu probable! ISSA FAYE  n'arrive pas  à comprendre un petit texte lu dans une langue locale (s02q03). Veuillez corriger ou donner des explications au QG. </w:t>
         <w:br/>
         <w:t xml:space="preserve">- Peu probable! MAMADOU FAYE  n'arrive pas  à comprendre un petit texte lu dans une langue locale (s02q03). Veuillez corriger ou donner des explications au QG. </w:t>
         <w:br/>
-        <w:t xml:space="preserve">- Peu probable! NDEYE AMY FAYE  n'arrive pas  à comprendre un petit texte lu dans une langue locale (s02q03). Veuillez corriger ou donner des explications au QG. Le montant des autres depenses pour l'année scolaire de NDEYE AMY FAYE est faible ou élevé. veuillez, s'il vous plait, confirmer ces informations avec le QG ou apporter les corrections nécessaires. </w:t>
+        <w:t xml:space="preserve">- Peu probable! NDEYE AMY FAYE  n'arrive pas  à comprendre un petit texte lu dans une langue locale (s02q03). Veuillez corriger ou donner des explications au QG. </w:t>
         <w:br/>
         <w:t xml:space="preserve">- Peu probable! NINI NDONG  n'arrive pas  à comprendre un petit texte lu dans une langue locale (s02q03). Veuillez corriger ou donner des explications au QG. </w:t>
         <w:br/>
         <w:t xml:space="preserve">- Peu probable! SAKHE SENGHOR  n'arrive pas  à comprendre un petit texte lu dans une langue locale (s02q03). Veuillez corriger ou donner des explications au QG. </w:t>
         <w:br/>
-        <w:t xml:space="preserve">- Peu probable! SERIGNE SALIOU FAYE  n'arrive pas  à comprendre un petit texte lu dans une langue locale (s02q03). Veuillez corriger ou donner des explications au QG. Le montant des autres depenses pour l'année scolaire de SERIGNE SALIOU FAYE est faible ou élevé. veuillez, s'il vous plait, confirmer ces informations avec le QG ou apporter les corrections nécessaires. </w:t>
+        <w:t xml:space="preserve">- Peu probable! SERIGNE SALIOU FAYE  n'arrive pas  à comprendre un petit texte lu dans une langue locale (s02q03). Veuillez corriger ou donner des explications au QG. </w:t>
         <w:br/>
-        <w:t>- Peu probable! SITOR NDOUR  n'arrive pas  à comprendre un petit texte lu dans une langue locale (s02q03). Veuillez corriger ou donner des explications au QG. Le montant des autres depenses pour l'année scolaire de SITOR NDOUR est faible ou élevé. veuillez, s'il vous plait, confirmer ces informations avec le QG ou apporter les corrections nécessaires.</w:t>
+        <w:t>- Peu probable! SITOR NDOUR  n'arrive pas  à comprendre un petit texte lu dans une langue locale (s02q03). Veuillez corriger ou donner des explications au QG.</w:t>
       </w:r>
     </w:p>
     <w:p>
@@ -3731,8 +3610,6 @@
         <w:t xml:space="preserve">- Attention ! Hache-Paille a été revendu à 2000 Fcfa qui est relativement élevé par rapport aux autres prix de revente observés dans cette zone. Prière de corriger ou de confirmer avec le QG. </w:t>
         <w:br/>
         <w:t xml:space="preserve">- Attention ! Machette a été revendu à 4000 Fcfa qui est relativement élevé par rapport aux autres prix de revente observés dans cette zone. Prière de corriger ou de confirmer avec le QG. </w:t>
-        <w:br/>
-        <w:t xml:space="preserve">- Attention ! Semoir a été achété à 150000 Fcfa est relativement élevé par rapport aux autres prix d'achat observés dans cette zone. Prière de corriger ou de confirmer avec le QG. Attention ! Semoir a été revendu à 150000 Fcfa qui est relativement élevé par rapport aux autres prix de revente observés dans cette zone. Prière de corriger ou de confirmer avec le QG. </w:t>
         <w:br/>
         <w:t>- Incohérence!! Le prix de revente de Hache/pioche dans cette section 19 ne doit pas être égal 0 même si le ménage l'a reçu en cadeau prière de leurs aider à faire une estimation.</w:t>
       </w:r>
@@ -4208,7 +4085,7 @@
         <w:rPr>
           <w:sz w:val="20"/>
         </w:rPr>
-        <w:t>- Attention ! Le prix unitaire d'achat (25 Fcfa) de Poivre en Sachets (Petit) est relativement faible par rapport aux autres prix observés dans cette zone. Prière de corriger ou de confirmer avec le QG. Attention ! Le prix unitaire d'achat (500 Fcfa) de Capitaine frais en Kg (taille unique) est relativement faible par rapport aux autres prix observés dans cette zone. Prière de corriger ou de confirmer avec le QG. Attention ! Le prix unitaire d'achat (500 Fcfa) de Huile de soja  en Litre (taille unique) est relativement faible par rapport aux autres prix observés dans cette zone. Prière de corriger ou de confirmer avec le QG.</w:t>
+        <w:t>- Attention ! Le prix unitaire d'achat (25 Fcfa) de Poivre en Sachets (Petit) est relativement faible par rapport aux autres prix observés dans cette zone. Prière de corriger ou de confirmer avec le QG. Attention ! Le prix unitaire d'achat (37.5 Fcfa) de Cube alimentaire (Maggi, Jumbo, ) en Cube (Moyen) est relativement élevé par rapport aux autres prix observés dans cette zone. Prière de corriger ou de confirmer avec le QG. Attention ! Le prix unitaire d'achat (500 Fcfa) de Capitaine frais en Kg (taille unique) est relativement faible par rapport aux autres prix observés dans cette zone. Prière de corriger ou de confirmer avec le QG. Attention ! Le prix unitaire d'achat (500 Fcfa) de Huile de soja  en Litre (taille unique) est relativement faible par rapport aux autres prix observés dans cette zone. Prière de corriger ou de confirmer avec le QG.</w:t>
       </w:r>
     </w:p>
     <w:p>
@@ -4707,6 +4584,27 @@
           <w:color w:val="4672C4"/>
           <w:sz w:val="22"/>
         </w:rPr>
+        <w:t>&gt;&gt; Section1 - Caracteristiques des membres</w:t>
+      </w:r>
+    </w:p>
+    <w:p>
+      <w:pPr>
+        <w:ind w:left="283"/>
+      </w:pPr>
+      <w:r>
+        <w:rPr>
+          <w:sz w:val="20"/>
+        </w:rPr>
+        <w:t>- Attention ! Le montant (4400 Fcfa) dépensé ou reçu en cadeau pour les recharges internet ou de forfaits de données mobiles(hors appels vocaux), aucours des 30 derniers jours de  SADIO DIOUF est relativement élevé par rapport aux autres montants depansés observés dans cette zone. Prière de corriger ou de confirmer avec le QG.</w:t>
+      </w:r>
+    </w:p>
+    <w:p>
+      <w:r>
+        <w:rPr>
+          <w:b/>
+          <w:color w:val="4672C4"/>
+          <w:sz w:val="22"/>
+        </w:rPr>
         <w:t>&gt;&gt; Section2 - Education</w:t>
       </w:r>
     </w:p>
@@ -5192,7 +5090,11 @@
         <w:rPr>
           <w:sz w:val="20"/>
         </w:rPr>
-        <w:t>- Attention ! Le montant (6000 Fcfa) dépensé ou reçu en cadeau pour les cartes prépayées, les transferts de crédit et les abonnements de  DJIBRIL SENE est relativement élevé par rapport aux autres montants depansés observés dans cette zone. Prière de corriger ou de confirmer avec le QG.</w:t>
+        <w:t xml:space="preserve">- Attention ! Le montant (4400 Fcfa) dépensé ou reçu en cadeau pour les recharges internet ou de forfaits de données mobiles(hors appels vocaux), aucours des 30 derniers jours de  MAIMOUNA Sy est relativement élevé par rapport aux autres montants depansés observés dans cette zone. Prière de corriger ou de confirmer avec le QG. </w:t>
+        <w:br/>
+        <w:t xml:space="preserve">- Attention ! Le montant (4400 Fcfa) dépensé ou reçu en cadeau pour les recharges internet ou de forfaits de données mobiles(hors appels vocaux), aucours des 30 derniers jours de  OUSMANE SENE est relativement élevé par rapport aux autres montants depansés observés dans cette zone. Prière de corriger ou de confirmer avec le QG. </w:t>
+        <w:br/>
+        <w:t>- Attention ! Le montant (6000 Fcfa) dépensé ou reçu en cadeau pour les cartes prépayées, les transferts de crédit et les abonnements de  DJIBRIL SENE est relativement élevé par rapport aux autres montants depansés observés dans cette zone. Prière de corriger ou de confirmer avec le QG. Attention ! Le montant (4400 Fcfa) dépensé ou reçu en cadeau pour les recharges internet ou de forfaits de données mobiles(hors appels vocaux), aucours des 30 derniers jours de  DJIBRIL SENE est relativement élevé par rapport aux autres montants depansés observés dans cette zone. Prière de corriger ou de confirmer avec le QG.</w:t>
       </w:r>
     </w:p>
     <w:p>
@@ -5242,7 +5144,7 @@
         <w:rPr>
           <w:sz w:val="20"/>
         </w:rPr>
-        <w:t>- La dernière fois que vous avez acheté Lait frais de vache est voisin et semble exister dans les modalités, prière de prendre attache avec le QG pour plus d'explication afin de la classer bien. Attention ! Le prix unitaire d'achat (100 Fcfa) de Piment séché en Sachets (Petit) est relativement élevé par rapport aux autres prix observés dans cette zone. Prière de corriger ou de confirmer avec le QG. Attention ! Le prix unitaire d'achat (175 Fcfa) de Pain moderne (Baguette) en miche (Moyen) est relativement élevé par rapport aux autres prix observés dans cette zone. Prière de corriger ou de confirmer avec le QG. Attention ! Le prix unitaire d'achat (25000 Fcfa) de Riz importé parfumé en Sac (50 Kg) (taille unique) est relativement élevé par rapport aux autres prix observés dans cette zone. Prière de corriger ou de confirmer avec le QG. Attention ! Le prix unitaire d'achat (750 Fcfa) de Choux en Kg (taille unique) est relativement faible par rapport aux autres prix observés dans cette zone. Prière de corriger ou de confirmer avec le QG. Attention ! Le prix unitaire d'achat (750 Fcfa) de Tomate fraîche en Boite de tomate/Pot (Moyen) est relativement élevé par rapport aux autres prix observés dans cette zone. Prière de corriger ou de confirmer avec le QG. Avertissement!!! Le ménage a consommé 7 Boite (Autre que la boite/pot de tomate) Tres petit de Thé en sachet, cette quantité semble anormale pour une consommation des 7 derniers jours.Les ménages consomment géneralement en sachet ou en paquet, prière de corriger ou de confirmer avec le QG.</w:t>
+        <w:t>- La dernière fois que vous avez acheté Lait frais de vache est voisin et semble exister dans les modalités, prière de prendre attache avec le QG pour plus d'explication afin de la classer bien. Attention ! Le prix unitaire d'achat (100 Fcfa) de Piment séché en Sachets (Petit) est relativement élevé par rapport aux autres prix observés dans cette zone. Prière de corriger ou de confirmer avec le QG. Attention ! Le prix unitaire d'achat (175 Fcfa) de Pain moderne (Baguette) en miche (Moyen) est relativement élevé par rapport aux autres prix observés dans cette zone. Prière de corriger ou de confirmer avec le QG. Attention ! Le prix unitaire d'achat (25000 Fcfa) de Riz importé parfumé en Sac (50 Kg) (taille unique) est relativement élevé par rapport aux autres prix observés dans cette zone. Prière de corriger ou de confirmer avec le QG. Attention ! Le prix unitaire d'achat (700 Fcfa) de Capitaine frais en Kg (taille unique) est relativement faible par rapport aux autres prix observés dans cette zone. Prière de corriger ou de confirmer avec le QG. Attention ! Soupçons de quantité anormale! Le ménage de OUSMANE SENE avec une taille de 6 personnes a consommé 2.5 Kg en taille unique de Oignon frais qui est relativement élevé comme consommation par rapport à la condition de vie des autres ménages de même taille dans cette zone. Prière de corriger ou de confirmer avec le QG. Avertissement!!! Le ménage a consommé 7 Boite (Autre que la boite/pot de tomate) Tres petit de Thé en sachet, cette quantité semble anormale pour une consommation des 7 derniers jours.Les ménages consomment géneralement en sachet ou en paquet, prière de corriger ou de confirmer avec le QG.</w:t>
       </w:r>
     </w:p>
     <w:p>
@@ -5326,7 +5228,7 @@
         <w:rPr>
           <w:sz w:val="20"/>
         </w:rPr>
-        <w:t>- Attention ! Appareil TV a été revendu à 150000 Fcfa qui est relativement élevé par rapport aux autres prix de revente observés dans cette zone. Prière de corriger ou de confirmer avec le QG.</w:t>
+        <w:t>- Attention ! Appareil TV a été achété à 200000 Fcfa est relativement élevé par rapport aux autres prix d'achat observés dans cette zone. Prière de corriger ou de confirmer avec le QG.</w:t>
       </w:r>
     </w:p>
     <w:p>
@@ -5435,7 +5337,7 @@
         <w:rPr>
           <w:sz w:val="20"/>
         </w:rPr>
-        <w:t>- Attention ! Semoir a été revendu à 100000 Fcfa qui est relativement élevé par rapport aux autres prix de revente observés dans cette zone. Prière de corriger ou de confirmer avec le QG.</w:t>
+        <w:t>- Attention ! Houe/daba/hilaire a été achété à 9000 Fcfa est relativement élevé par rapport aux autres prix d'achat observés dans cette zone. Prière de corriger ou de confirmer avec le QG. Attention ! Houe/daba/hilaire a été revendu à 9000 Fcfa qui est relativement élevé par rapport aux autres prix de revente observés dans cette zone. Prière de corriger ou de confirmer avec le QG.</w:t>
       </w:r>
     </w:p>
     <w:p>
@@ -5781,27 +5683,6 @@
           <w:color w:val="4672C4"/>
           <w:sz w:val="22"/>
         </w:rPr>
-        <w:t>&gt;&gt; Section1 - Caracteristiques des membres</w:t>
-      </w:r>
-    </w:p>
-    <w:p>
-      <w:pPr>
-        <w:ind w:left="283"/>
-      </w:pPr>
-      <w:r>
-        <w:rPr>
-          <w:sz w:val="20"/>
-        </w:rPr>
-        <w:t>- Incoherence! MESSAN DAVID BOUSSOUGBO dispose d'un téléphone portable à s01q39, donc la raison évoquée ne peut pas être (ne dispose pas d'appareil).</w:t>
-      </w:r>
-    </w:p>
-    <w:p>
-      <w:r>
-        <w:rPr>
-          <w:b/>
-          <w:color w:val="4672C4"/>
-          <w:sz w:val="22"/>
-        </w:rPr>
         <w:t>&gt;&gt; Section2 - Education</w:t>
       </w:r>
     </w:p>
@@ -5813,8 +5694,6 @@
         <w:rPr>
           <w:sz w:val="20"/>
         </w:rPr>
-        <w:t xml:space="preserve">- Peu probable! LEA BOUSSOUGBO  n'arrive pas  à comprendre un petit texte lu dans une langue locale (s02q03). Veuillez corriger ou donner des explications au QG. </w:t>
-        <w:br/>
         <w:t>- Peu probable! MESSAN DAVID BOUSSOUGBO  n'arrive pas  à comprendre un petit texte lu dans une langue locale (s02q03). Veuillez corriger ou donner des explications au QG.</w:t>
       </w:r>
     </w:p>
@@ -5857,11 +5736,11 @@
         <w:rPr>
           <w:sz w:val="20"/>
         </w:rPr>
-        <w:t xml:space="preserve">- Avertissement!! Le champs a comme nom (1 champs de mil ,de Bissap et Gombo) qui ne semble pas être un bon nom ou contient des lettres, prière de mettre le vrai nom du champs. Avertissement!! La parcelle a comme nom (1 parcelle de bissap) qui ne semble pas être un bon nom ou contient des lettres, prière de mettre le vrai nom de la parcelle. La superficie de la parcelle 1 parcelle de bissap selon les mesures GPS est de 1188.28 hectare qui semble élevé ou faible, prière de corriger. </w:t>
+        <w:t xml:space="preserve">- Avertissement!! Le champs a comme nom (1 champs) qui ne semble pas être un bon nom ou contient des lettres, prière de mettre le vrai nom du champs. Avertissement!! La parcelle a comme nom (1 parcelle de bissap) qui ne semble pas être un bon nom ou contient des lettres, prière de mettre le vrai nom de la parcelle. La superficie de la parcelle 1 parcelle de bissap selon les mesures GPS est de 1188.28 hectare qui semble élevé ou faible, prière de corriger. </w:t>
         <w:br/>
-        <w:t xml:space="preserve">- Avertissement!! Le champs a comme nom (1 champs de mil ,de Bissap et Gombo) qui ne semble pas être un bon nom ou contient des lettres, prière de mettre le vrai nom du champs. Avertissement!! La parcelle a comme nom (1 parcelle de bissap) qui ne semble pas être un bon nom ou contient des lettres, prière de mettre le vrai nom de la parcelle. Le salaire total payé de toutes catégories confondues par le ménage MESSAN DAVID  KOUSSOUGBO pour la main-d'oeuvre non-familiale sur la parcelle 1 parcelle de bissap au cours de la campagne pour la période de préparation du sol (labour) et des semis est de 0 qui semble élevé ou faible. Merci de corriger. Le salaire d'une femme de 15ans et plus ayant travaillé sur la parcelle 1 parcelle de bissap par jours au moment de la période d'entretien du sol (sarclage, etc.) est de 250 FCFA qui semble faible ou  élevé, prière de corriger. La superficie de la parcelle 1 parcelle de bissap selon les mesures GPS est de 1398.33 hectare qui semble élevé ou faible, prière de corriger. </w:t>
+        <w:t xml:space="preserve">- Avertissement!! Le champs a comme nom (1 champs) qui ne semble pas être un bon nom ou contient des lettres, prière de mettre le vrai nom du champs. Avertissement!! La parcelle a comme nom (1 parcelle de bissap) qui ne semble pas être un bon nom ou contient des lettres, prière de mettre le vrai nom de la parcelle. Le salaire total payé de toutes catégories confondues par le ménage MESSAN DAVID  KOUSSOUGBO pour la main-d'oeuvre non-familiale sur la parcelle 1 parcelle de bissap au cours de la campagne pour la période d'entretien du sol (sarclage, etc.) est de 0 qui semble élevé ou faible. Merci de corriger. La superficie de la parcelle 1 parcelle de bissap selon les mesures GPS est de 1065.33 hectare qui semble élevé ou faible, prière de corriger. Le mode d'acquisition de la parcelle 1 parcelle de bissap est prêter et semble exister dans les modalités, prière de prendre attache avec le QG pour plus d'explication afin de la classer bien. Le document légal (titre, acte, certificat etc. ) qui affirme votre possession de la parcelle 1 parcelle de bissap est  et semble exister dans les modalités, prière de prendre attache avec le QG pour plus d'explication afin de la classer bien. </w:t>
         <w:br/>
-        <w:t>- Avertissement!! Le champs a comme nom (1 champs de mil ,de Bissap et Gombo) qui ne semble pas être un bon nom ou contient des lettres, prière de mettre le vrai nom du champs. Avertissement!! La parcelle a comme nom (1 parcelle de bissap) qui ne semble pas être un bon nom ou contient des lettres, prière de mettre le vrai nom de la parcelle. Le salaire total payé de toutes catégories confondues par le ménage MESSAN DAVID  KOUSSOUGBO pour la main-d'oeuvre non-familiale sur la parcelle 1 parcelle de bissap au cours de la campagne pour la période de préparation du sol (labour) et des semis est de 0 qui semble élevé ou faible. Merci de corriger. Le salaire total payé de toutes catégories confondues par le ménage MESSAN DAVID  KOUSSOUGBO pour la main-d'oeuvre non-familiale sur la parcelle 1 parcelle de bissap au cours de la campagne pour la période d'entretien du sol (sarclage, etc.) est de 0 qui semble élevé ou faible. Merci de corriger. La superficie de la parcelle 1 parcelle de bissap selon les mesures GPS est de 1065.33 hectare qui semble élevé ou faible, prière de corriger. Le mode d'acquisition de la parcelle 1 parcelle de bissap est prêter et semble exister dans les modalités, prière de prendre attache avec le QG pour plus d'explication afin de la classer bien. Le document légal (titre, acte, certificat etc. ) qui affirme votre possession de la parcelle 1 parcelle de bissap est  et semble exister dans les modalités, prière de prendre attache avec le QG pour plus d'explication afin de la classer bien.</w:t>
+        <w:t>- Avertissement!! Le champs a comme nom (1 champs) qui ne semble pas être un bon nom ou contient des lettres, prière de mettre le vrai nom du champs. Avertissement!! La parcelle a comme nom (1 parcelle de bissap) qui ne semble pas être un bon nom ou contient des lettres, prière de mettre le vrai nom de la parcelle. Le salaire total payé de toutes catégories confondues par le ménage MESSAN DAVID  KOUSSOUGBO pour la main-d'oeuvre non-familiale sur la parcelle 1 parcelle de bissap au cours de la campagne pour la période de préparation du sol (labour) et des semis est de 0 qui semble élevé ou faible. Merci de corriger. Le salaire d'une femme de 15ans et plus ayant travaillé sur la parcelle 1 parcelle de bissap par jours au moment de la période d'entretien du sol (sarclage, etc.) est de 250 FCFA qui semble faible ou  élevé, prière de corriger. La superficie de la parcelle 1 parcelle de bissap selon les mesures GPS est de 1398.33 hectare qui semble élevé ou faible, prière de corriger.</w:t>
       </w:r>
     </w:p>
     <w:p>
@@ -6218,7 +6097,11 @@
         <w:rPr>
           <w:sz w:val="20"/>
         </w:rPr>
-        <w:t>- Avertissement!!!  MARIAMA SARR  ne possède pas le téléphone android, a accès à l'internet , prière de confirmer cette information.</w:t>
+        <w:t xml:space="preserve">- Avertissement!!!  MARIAMA SARR  ne possède pas le téléphone android, a accès à l'internet , prière de confirmer cette information. </w:t>
+        <w:br/>
+        <w:t xml:space="preserve">- Attention ! Le montant (4200 Fcfa) dépensé ou reçu en cadeau pour les recharges internet ou de forfaits de données mobiles(hors appels vocaux), aucours des 30 derniers jours de  Modou SARR est relativement élevé par rapport aux autres montants depansés observés dans cette zone. Prière de corriger ou de confirmer avec le QG. </w:t>
+        <w:br/>
+        <w:t>- Attention ! Le montant (4400 Fcfa) dépensé ou reçu en cadeau pour les recharges internet ou de forfaits de données mobiles(hors appels vocaux), aucours des 30 derniers jours de  AMADOU SARR est relativement élevé par rapport aux autres montants depansés observés dans cette zone. Prière de corriger ou de confirmer avec le QG.</w:t>
       </w:r>
     </w:p>
     <w:p>
@@ -6324,7 +6207,7 @@
         <w:rPr>
           <w:sz w:val="20"/>
         </w:rPr>
-        <w:t>- Attention ! Le prix unitaire d'achat (100 Fcfa) de Piment séché en Sachets (Petit) est relativement élevé par rapport aux autres prix observés dans cette zone. Prière de corriger ou de confirmer avec le QG. Attention ! Le prix unitaire d'achat (175 Fcfa) de Pain moderne (Baguette) en miche (Moyen) est relativement élevé par rapport aux autres prix observés dans cette zone. Prière de corriger ou de confirmer avec le QG. Attention ! Le prix unitaire d'achat (5000 Fcfa) de Pastèque en Pièce (Moyen) est relativement élevé par rapport aux autres prix observés dans cette zone. Prière de corriger ou de confirmer avec le QG. Avertissement!! La quantité (3.5 litre) du produit Huile de soja  consommée  par le ménage semble très élevé, prière de corriger ou confirmer avec le QG. Avertissement!!! Le ménage a consommé 14 Boite (Autre que la boite/pot de tomate) Tres petit de Thé en sachet, cette quantité semble anormale pour une consommation des 7 derniers jours.Les ménages consomment géneralement en sachet ou en paquet, prière de corriger ou de confirmer avec le QG. Avertissement!!! Le ménage a consommé 8 Pièce Petit de Mâchoiron séchée (Kon), cette quantité semble anormale pour une consommation des 7 derniers jours.Prière de corriger ou de confirmer avec le QG.</w:t>
+        <w:t>- Attention ! Le prix unitaire d'achat (100 Fcfa) de Piment séché en Sachets (Petit) est relativement élevé par rapport aux autres prix observés dans cette zone. Prière de corriger ou de confirmer avec le QG. Attention ! Le prix unitaire d'achat (1000 Fcfa) de Orange  en Sachets (Moyen) est relativement élevé par rapport aux autres prix observés dans cette zone. Prière de corriger ou de confirmer avec le QG. Attention ! Le prix unitaire d'achat (150 Fcfa) de Choux en Morceau (Portion) (Petit) est relativement élevé par rapport aux autres prix observés dans cette zone. Prière de corriger ou de confirmer avec le QG. Attention ! Le prix unitaire d'achat (175 Fcfa) de Pain moderne (Baguette) en miche (Moyen) est relativement élevé par rapport aux autres prix observés dans cette zone. Prière de corriger ou de confirmer avec le QG. Attention ! Le prix unitaire d'achat (200 Fcfa) de Lait en poudre en Sachets (Petit) est relativement élevé par rapport aux autres prix observés dans cette zone. Prière de corriger ou de confirmer avec le QG. Attention ! Le prix unitaire d'achat (5000 Fcfa) de Pastèque en Pièce (Moyen) est relativement élevé par rapport aux autres prix observés dans cette zone. Prière de corriger ou de confirmer avec le QG. Attention ! Le prix unitaire d'achat (700 Fcfa) de Capitaine frais en Kg (taille unique) est relativement faible par rapport aux autres prix observés dans cette zone. Prière de corriger ou de confirmer avec le QG. Avertissement!! La quantité (3.5 litre) du produit Huile de soja  consommée  par le ménage semble très élevé, prière de corriger ou confirmer avec le QG. Avertissement!!! Le ménage a consommé 14 Boite (Autre que la boite/pot de tomate) Tres petit de Thé en sachet, cette quantité semble anormale pour une consommation des 7 derniers jours.Les ménages consomment géneralement en sachet ou en paquet, prière de corriger ou de confirmer avec le QG. Avertissement!!! Le ménage a consommé 8 Pièce Petit de Mâchoiron séchée (Kon), cette quantité semble anormale pour une consommation des 7 derniers jours.Prière de corriger ou de confirmer avec le QG.</w:t>
       </w:r>
     </w:p>
     <w:p>
@@ -6786,7 +6669,7 @@
         <w:rPr>
           <w:sz w:val="20"/>
         </w:rPr>
-        <w:t>- Les informations sur l'acte de naissance (ni Jours, ni mois et ni années) de  ABIB NDONG  manquent, s'il vous plait pouvez-vous fournir d'effort pour avoir ces informations. Attention ! Vous avez déclaré en s01q00 que le répondant est la personne elle-même, or ABIB NDONG est trop jeune (9 ans) pour fournir des informations correctes. Prière de refaire la section 1 pour ABIB NDONG en demandant à un adulte de répondre aux questions à sa place.</w:t>
+        <w:t>- Les informations sur l'acte de naissance (ni Jours, ni mois et ni années) de  ABIB NDONG  manquent, s'il vous plait pouvez-vous fournir d'effort pour avoir ces informations.</w:t>
       </w:r>
     </w:p>
     <w:p>
@@ -6810,8 +6693,6 @@
         <w:t xml:space="preserve">- Peu probable! ABIB NDONG  n'arrive pas  à comprendre un petit texte lu dans une langue locale (s02q03). Veuillez corriger ou donner des explications au QG. </w:t>
         <w:br/>
         <w:t xml:space="preserve">- Peu probable! BIRAME NDONG  n'arrive pas  à comprendre un petit texte lu dans une langue locale (s02q03). Veuillez corriger ou donner des explications au QG. </w:t>
-        <w:br/>
-        <w:t xml:space="preserve">- Peu probable! MOUSSA NDONG  n'arrive pas  à comprendre un petit texte lu dans une langue locale (s02q03). Veuillez corriger ou donner des explications au QG. </w:t>
         <w:br/>
         <w:t>- Peu probable! OUMY NDONG  n'arrive pas  à comprendre un petit texte lu dans une langue locale (s02q03). Veuillez corriger ou donner des explications au QG.</w:t>
       </w:r>
@@ -6876,9 +6757,9 @@
         <w:rPr>
           <w:sz w:val="20"/>
         </w:rPr>
-        <w:t xml:space="preserve">- Avertissement!! La parcelle a comme nom (1 parcelle d arachide) qui ne semble pas être un bon nom ou contient des lettres, prière de mettre le vrai nom de la parcelle. La superficie de la parcelle 1 parcelle d arachide selon les mesures GPS est de 13048.87 hectare qui semble élevé ou faible, prière de corriger. Le document légal (titre, acte, certificat etc. ) qui affirme votre possession de la parcelle 1 parcelle d arachide est  et semble exister dans les modalités, prière de prendre attache avec le QG pour plus d'explication afin de la classer bien. </w:t>
+        <w:t xml:space="preserve">- La superficie de la parcelle Champs de mil selon les mesures GPS est de 5884.08 hectare qui semble élevé ou faible, prière de corriger. Le document légal (titre, acte, certificat etc. ) qui affirme votre possession de la parcelle Champs de mil est  et semble exister dans les modalités, prière de prendre attache avec le QG pour plus d'explication afin de la classer bien. </w:t>
         <w:br/>
-        <w:t>- Avertissement!! La parcelle a comme nom (1 parcelle de mil) qui ne semble pas être un bon nom ou contient des lettres, prière de mettre le vrai nom de la parcelle. La superficie de la parcelle 1 parcelle de mil selon les mesures GPS est de 5884.08 hectare qui semble élevé ou faible, prière de corriger. Le document légal (titre, acte, certificat etc. ) qui affirme votre possession de la parcelle 1 parcelle de mil est  et semble exister dans les modalités, prière de prendre attache avec le QG pour plus d'explication afin de la classer bien.</w:t>
+        <w:t>- La superficie de la parcelle champs d arachide selon les mesures GPS est de 13048.87 hectare qui semble élevé ou faible, prière de corriger. Le document légal (titre, acte, certificat etc. ) qui affirme votre possession de la parcelle champs d arachide est  et semble exister dans les modalités, prière de prendre attache avec le QG pour plus d'explication afin de la classer bien.</w:t>
       </w:r>
     </w:p>
     <w:p>
@@ -6902,27 +6783,6 @@
         <w:t xml:space="preserve">- La quantité estimée en Kg est incorrecte (Exemple : si le ménage a eu 10 sacs de 100kg = 10*100=1000kg), prière de corriger merci. </w:t>
         <w:br/>
         <w:t>- La quantité estimée en Kg est incorrecte (Exemple : si le ménage a eu 10 sacs de 100kg = 10*100=1000kg), prière de corriger merci.</w:t>
-      </w:r>
-    </w:p>
-    <w:p>
-      <w:r>
-        <w:rPr>
-          <w:b/>
-          <w:color w:val="4672C4"/>
-          <w:sz w:val="22"/>
-        </w:rPr>
-        <w:t>&gt;&gt; Section17 - Elevage</w:t>
-      </w:r>
-    </w:p>
-    <w:p>
-      <w:pPr>
-        <w:ind w:left="283"/>
-      </w:pPr>
-      <w:r>
-        <w:rPr>
-          <w:sz w:val="20"/>
-        </w:rPr>
-        <w:t>- Avertissement! Le prix de vente (5833.333 Fcfa) d'un Autres volailles est trop petit. Veuillez confirmer ces informations avec le QG ou apporter les corrections nécessaires.</w:t>
       </w:r>
     </w:p>
     <w:p>
@@ -7352,7 +7212,7 @@
         <w:rPr>
           <w:sz w:val="20"/>
         </w:rPr>
-        <w:t>- La dernière fois que vous avez acheté Lait frais de vache est voisin et semble exister dans les modalités, prière de prendre attache avec le QG pour plus d'explication afin de la classer bien. Attention ! Le prix unitaire d'achat (150 Fcfa) de Sucre en poudre  en Sachets (Petit) est relativement élevé par rapport aux autres prix observés dans cette zone. Prière de corriger ou de confirmer avec le QG. Attention ! Le prix unitaire d'achat (333.3333 Fcfa) de Cube alimentaire (Maggi, Jumbo, ) en Cube (Petit) est relativement élevé par rapport aux autres prix observés dans cette zone. Prière de corriger ou de confirmer avec le QG. Attention ! Le prix unitaire d'achat (500 Fcfa) de Huile de soja  en Litre (taille unique) est relativement faible par rapport aux autres prix observés dans cette zone. Prière de corriger ou de confirmer avec le QG. Avertissement!!! Le ménage a consommé 4 Boite (Autre que la boite/pot de tomate) Petit de Thé en sachet, cette quantité semble anormale pour une consommation des 7 derniers jours.Les ménages consomment géneralement en sachet ou en paquet, prière de corriger ou de confirmer avec le QG.</w:t>
+        <w:t>- La dernière fois que vous avez acheté Lait frais de vache est voisin et semble exister dans les modalités, prière de prendre attache avec le QG pour plus d'explication afin de la classer bien. Attention ! Le prix unitaire d'achat (150 Fcfa) de Mâchoiron séchée (Kon) en Pièce (Petit) est relativement élevé par rapport aux autres prix observés dans cette zone. Prière de corriger ou de confirmer avec le QG. Attention ! Le prix unitaire d'achat (333.3333 Fcfa) de Cube alimentaire (Maggi, Jumbo, ) en Cube (Petit) est relativement élevé par rapport aux autres prix observés dans cette zone. Prière de corriger ou de confirmer avec le QG. Attention ! Le prix unitaire d'achat (500 Fcfa) de Huile de soja  en Litre (taille unique) est relativement faible par rapport aux autres prix observés dans cette zone. Prière de corriger ou de confirmer avec le QG. Attention ! Le prix unitaire d'achat (800 Fcfa) de Capitaine frais en Kg (taille unique) est relativement faible par rapport aux autres prix observés dans cette zone. Prière de corriger ou de confirmer avec le QG. Avertissement!!! Le ménage a consommé 4 Boite (Autre que la boite/pot de tomate) Petit de Thé en sachet, cette quantité semble anormale pour une consommation des 7 derniers jours.Les ménages consomment géneralement en sachet ou en paquet, prière de corriger ou de confirmer avec le QG.</w:t>
       </w:r>
     </w:p>
     <w:p>
